--- a/episodes/The_Dark_Rise_Episode_86.docx
+++ b/episodes/The_Dark_Rise_Episode_86.docx
@@ -154,20 +154,7 @@
     </w:p>
     <w:p>
       <w:pPr>
-        <w:spacing w:after="0" w:line="360"/>
-      </w:pPr>
-      <w:r>
-        <w:rPr>
-          <w:rFonts w:ascii="Georgia" w:hAnsi="Georgia" w:cs="Georgia"/>
-          <w:sz w:val="24"/>
-          <w:szCs w:val="24"/>
-        </w:rPr>
-        <w:t xml:space="preserve"/>
-      </w:r>
-    </w:p>
-    <w:p>
-      <w:pPr>
-        <w:spacing w:after="60" w:line="360"/>
+        <w:spacing w:after="60" w:line="360" w:before="480"/>
         <w:ind w:firstLine="360"/>
       </w:pPr>
       <w:r>
@@ -265,20 +252,7 @@
     </w:p>
     <w:p>
       <w:pPr>
-        <w:spacing w:after="0" w:line="360"/>
-      </w:pPr>
-      <w:r>
-        <w:rPr>
-          <w:rFonts w:ascii="Georgia" w:hAnsi="Georgia" w:cs="Georgia"/>
-          <w:sz w:val="24"/>
-          <w:szCs w:val="24"/>
-        </w:rPr>
-        <w:t xml:space="preserve"/>
-      </w:r>
-    </w:p>
-    <w:p>
-      <w:pPr>
-        <w:spacing w:after="60" w:line="360"/>
+        <w:spacing w:after="60" w:line="360" w:before="480"/>
         <w:ind w:firstLine="360"/>
       </w:pPr>
       <w:r>

--- a/episodes/The_Dark_Rise_Episode_86.docx
+++ b/episodes/The_Dark_Rise_Episode_86.docx
@@ -177,7 +177,7 @@
           <w:sz w:val="24"/>
           <w:szCs w:val="24"/>
         </w:rPr>
-        <w:t xml:space="preserve">The compound tried, in the meantime, to hold onto something resembling an ordinary day. Adaugo sat with Elder Maka through another lesson on the old rites, though her attention kept drifting toward the gate every time a soldier passed it, and Elder Maka did not scold her for the distraction, only asked gently what frightened her more, a hunter she had already met or a stranger she had not yet found. Adaugo did not have an answer, and Elder Maka told her that not having one was itself an honest place to start.</w:t>
+        <w:t xml:space="preserve">The compound tried, in the meantime, to hold onto something resembling an ordinary day. Adaugo sat with Elder Maka through another lesson on the old rites, though her attention kept drifting toward the gate every time a soldier passed it, and Elder Maka did not scold her for the distraction, only asked gently what frightened her more, a hunter she had already met or a stranger she had not yet found. Adaugo did not have an answer, and Elder Maka told her that not having one was itself an honest place to start. It was the kind of counsel the old priestess had never once offered in her sterner years, and Adaugo found it steadied her more than certainty would have.</w:t>
       </w:r>
     </w:p>
     <w:p>
